--- a/FindCare/architectureAndDesign/FindCareDesignV1_1.docx
+++ b/FindCare/architectureAndDesign/FindCareDesignV1_1.docx
@@ -22832,6 +22832,111 @@
           <w:sz w:val="18"/>
         </w:rPr>
         <w:t>Authored 2026-09-02. 9 passed against local build 2244.</w:t>
+      </w:r>
+    </w:p>
+    <w:p>
+      <w:pPr>
+        <w:pStyle w:val="Heading1"/>
+      </w:pPr>
+      <w:r>
+        <w:rPr>
+          <w:color w:val="0B7A75"/>
+        </w:rPr>
+        <w:t>2.12 Who may open the provider collection</w:t>
+      </w:r>
+    </w:p>
+    <w:p>
+      <w:r>
+        <w:t>A user could not select a provider for evaluation. Clicking Select did nothing, dragging did nothing, the strip stayed at nought of five. The cause was not in the selection: ProviderSelectionTool computes whether the filter in force excludes a selected provider, that computation opens the provider collection, and it opens it from SharedServices.</w:t>
+      </w:r>
+    </w:p>
+    <w:p>
+      <w:pPr>
+        <w:pStyle w:val="Heading2"/>
+      </w:pPr>
+      <w:r>
+        <w:rPr>
+          <w:color w:val="0B7A75"/>
+        </w:rPr>
+        <w:t>The invariant this broke</w:t>
+      </w:r>
+    </w:p>
+    <w:p>
+      <w:r>
+        <w:t>FindCare owns the provider collection. SharedServices owns the session and the orchestration and reads no collection at all, which is why DBVersions binds collections to target_hf_space_findcare_backend and to nothing else. That record is not missing an entry; it states the design correctly. Two SharedServices tools -- provider selection and facility selection -- import providers_coll and open the collection directly, and that is the defect. Granting the binding would have made the record describe a design we do not hold and put a second place in the codebase that queries providers. It surfaced only now because the exclusion is computed solely when a filter is in force, so it sat unreachable until an operator applied one.</w:t>
+      </w:r>
+    </w:p>
+    <w:p>
+      <w:pPr>
+        <w:pStyle w:val="Heading2"/>
+      </w:pPr>
+      <w:r>
+        <w:rPr>
+          <w:color w:val="0B7A75"/>
+        </w:rPr>
+        <w:t>The principle underneath it</w:t>
+      </w:r>
+    </w:p>
+    <w:p>
+      <w:r>
+        <w:t>A component that has the record open when it builds an answer carries forward every fact the answer's consumers will need. FindCare has each provider open when it formats a row and drops the taxonomy list -- the one field the downstream question depends on -- so SharedServices reopened the collection to recover what it had just been sent. Wherever a receiver must re-read the source, the answer was under-specified.</w:t>
+      </w:r>
+    </w:p>
+    <w:p>
+      <w:pPr>
+        <w:pStyle w:val="Heading2"/>
+      </w:pPr>
+      <w:r>
+        <w:rPr>
+          <w:color w:val="0B7A75"/>
+        </w:rPr>
+        <w:t>Designed change C-26 — the search answers for a set of records</w:t>
+      </w:r>
+    </w:p>
+    <w:p>
+      <w:r>
+        <w:t>(owner: EPIC-006-F-001)  /search takes one npi today. It takes an array of them, because addressing a set of records by identity is the general shape and the single-npi form is a special case of it. A row carries the taxonomy codes of the provider it describes, so a record can answer questions about itself wherever it travels. SharedServices asks FindCare for the records it holds identities for, by the same peer call FacilitySearch already makes, and opens no collection. Both selection tools lose their import of providers_coll; neither had any business holding it.</w:t>
+      </w:r>
+    </w:p>
+    <w:p>
+      <w:pPr>
+        <w:pStyle w:val="Heading2"/>
+      </w:pPr>
+      <w:r>
+        <w:rPr>
+          <w:color w:val="0B7A75"/>
+        </w:rPr>
+        <w:t>What was rejected and why</w:t>
+      </w:r>
+    </w:p>
+    <w:p>
+      <w:r>
+        <w:t>Binding PROVIDER_COLLECTION to SharedServices was rejected: it fixes the symptom by writing the violation into the record. Holding the presented page's taxonomies on the session was rejected: it is state kept only to avoid asking, and it makes the session responsible for remembering something the owner can be asked for. An array of identities is the durable interface; the other two are the shortest edit.</w:t>
+      </w:r>
+    </w:p>
+    <w:p>
+      <w:pPr>
+        <w:pStyle w:val="Heading2"/>
+      </w:pPr>
+      <w:r>
+        <w:rPr>
+          <w:color w:val="0B7A75"/>
+        </w:rPr>
+        <w:t>A second defect this uncovered</w:t>
+      </w:r>
+    </w:p>
+    <w:p>
+      <w:r>
+        <w:t>The failure produced no log record of any kind. The router's broad catch recorded the exception into the final ok:false event and logged nothing, and two neighbouring catches -- an unreadable session and a failed session persist -- carried comments naming the level they should log at and a bare pass beneath. All three now record through ChatHealthyLoggingService with the mode, the component and the original exception. A tool could fail silently while the turn reported a clean final; that is how this stayed invisible until somebody clicked.</w:t>
+      </w:r>
+    </w:p>
+    <w:p>
+      <w:r>
+        <w:rPr>
+          <w:color w:val="6B7280"/>
+          <w:sz w:val="18"/>
+        </w:rPr>
+        <w:t>Authored 2026-09-02.</w:t>
       </w:r>
     </w:p>
     <w:sectPr>

--- a/FindCare/architectureAndDesign/FindCareDesignV1_1.docx
+++ b/FindCare/architectureAndDesign/FindCareDesignV1_1.docx
@@ -22937,6 +22937,130 @@
           <w:sz w:val="18"/>
         </w:rPr>
         <w:t>Authored 2026-09-02.</w:t>
+      </w:r>
+    </w:p>
+    <w:p>
+      <w:pPr>
+        <w:pStyle w:val="Heading1"/>
+      </w:pPr>
+      <w:r>
+        <w:rPr>
+          <w:color w:val="0B7A75"/>
+        </w:rPr>
+        <w:t>2.13 The application on a phone</w:t>
+      </w:r>
+    </w:p>
+    <w:p>
+      <w:r>
+        <w:t>Measured on dev at 360x800 and 390x844, the desktop column arrangement survives intact: the left panel takes 69px and holds nothing, the right panel takes 69px and holds nothing, and a person reads the application through the 203px between them. Two empty panels take 38% of the screen. A provider row carries a name, an address, an NPI, a phone, a county, a specialty and two controls; the specialty panel is the primary means of narrowing a search and cannot exist at 69px. This is not a layout that needs tuning for a phone. It is the wrong arrangement for one.</w:t>
+      </w:r>
+    </w:p>
+    <w:p>
+      <w:pPr>
+        <w:pStyle w:val="Heading2"/>
+      </w:pPr>
+      <w:r>
+        <w:rPr>
+          <w:color w:val="0B7A75"/>
+        </w:rPr>
+        <w:t>Designed change C-27 — one surface at a time</w:t>
+      </w:r>
+    </w:p>
+    <w:p>
+      <w:r>
+        <w:t>(owner: EPIC-002-F-008)  Below 600px the wrapper stops arranging frames side by side and shows one at a time. The breakpoint is not a new choice: EPIC-002-F-008-S-001 already puts the static-page hamburger at 600px, so a phone is one thing across the site. The prompt is how a person talks to the application and is not one of the surfaces -- it stays beneath whichever surface is showing, as does the header and the copyright at the foot of the page.</w:t>
+      </w:r>
+    </w:p>
+    <w:p>
+      <w:pPr>
+        <w:pStyle w:val="Heading2"/>
+      </w:pPr>
+      <w:r>
+        <w:rPr>
+          <w:color w:val="0B7A75"/>
+        </w:rPr>
+        <w:t>The surfaces and their order</w:t>
+      </w:r>
+    </w:p>
+    <w:p>
+      <w:r>
+        <w:t>Three: the specialty filter, the results with the system's message beneath them, and the open detail. The order is not invented. It is the desktop arrangement read left to right -- the left panel at x=9, the main window at x=78, the right panel at x=282 -- so a swipe left from the results reaches the filter and a swipe right reaches the detail, and a person who has used the site on a desktop already knows where things are. The system's message measures the same column and width as the results and sits under them, so it is not a fourth stop; it travels with the results as it does on a desktop. The detail is a surface rather than an overlay: it takes its turn in the sequence, which is what the navigation exists for.</w:t>
+      </w:r>
+    </w:p>
+    <w:p>
+      <w:pPr>
+        <w:pStyle w:val="Heading2"/>
+      </w:pPr>
+      <w:r>
+        <w:rPr>
+          <w:color w:val="0B7A75"/>
+        </w:rPr>
+        <w:t>Two ways between them</w:t>
+      </w:r>
+    </w:p>
+    <w:p>
+      <w:r>
+        <w:t>The drawer names every surface and goes straight to one. A horizontal swipe moves to the neighbour. frame_MobileNavDrawer already exists in index.html and has never been shown, so the drawer is built and unused. Every link now in the header and the footer moves into it.</w:t>
+      </w:r>
+    </w:p>
+    <w:p>
+      <w:pPr>
+        <w:pStyle w:val="Heading2"/>
+      </w:pPr>
+      <w:r>
+        <w:rPr>
+          <w:color w:val="0B7A75"/>
+        </w:rPr>
+        <w:t>Why this is not a second React application</w:t>
+      </w:r>
+    </w:p>
+    <w:p>
+      <w:r>
+        <w:t>What differs on a phone is arrangement, and arrangement belongs to the wrapper: index.html owns all 24 frames and the React application authors content into them by postMessage without deciding where they sit. A second application would fork every widget and all their wiring -- the router protocol, the broadcast subscriptions, selection, pagination, the specialty panel -- to change a decision made one layer above them, and every requirement after it would be built twice and drift. That is the shape of what C-26 removed and of BUG-003. The widgets render at 360px; they are not duplicated for it.</w:t>
+      </w:r>
+    </w:p>
+    <w:p>
+      <w:pPr>
+        <w:pStyle w:val="Heading2"/>
+      </w:pPr>
+      <w:r>
+        <w:rPr>
+          <w:color w:val="0B7A75"/>
+        </w:rPr>
+        <w:t>Where the rule falls</w:t>
+      </w:r>
+    </w:p>
+    <w:p>
+      <w:r>
+        <w:t>Rule-065 statement 7 forbids the runtime driver authoring display content, and index.html and ClientRouter.js are the runtime driver rather than a static page. It says nothing about handling input. Showing and hiding a frame is what the wrapper already does for every popup and every routed action, so a swipe that changes which surface is visible is the same act as a click that opens the About window. The line is content: a handler that wrote text or markup into a frame would be authoring, and that is React's.</w:t>
+      </w:r>
+    </w:p>
+    <w:p>
+      <w:r>
+        <w:rPr>
+          <w:color w:val="6B7280"/>
+          <w:sz w:val="18"/>
+        </w:rPr>
+        <w:t>Authored 2026-09-03.</w:t>
+      </w:r>
+    </w:p>
+    <w:p>
+      <w:pPr>
+        <w:pStyle w:val="Heading2"/>
+      </w:pPr>
+      <w:r>
+        <w:rPr>
+          <w:color w:val="0B7A75"/>
+        </w:rPr>
+        <w:t>What this change is, and what it is not</w:t>
+      </w:r>
+    </w:p>
+    <w:p>
+      <w:r>
+        <w:t>None of C-27 is a business capability. Search, narrow, select, open a detail and page through results are what they were; not one of them is added, removed or altered by any of it. What changes is how those capabilities are exposed to a person holding a phone. That is the whole of it, and it is why the separation rule never bore on the question: Rule-065 statement 7 guards where business logic lives and who authors display content, and moving between surfaces is neither -- it exposes capability rather than constituting any.</w:t>
+        <w:br/>
+        <w:br/>
+        <w:t>It is also the sharper answer to whether a phone needs its own React application. A second application would duplicate every capability in order to change how they are exposed, which is the wrong way round. The capabilities stay in one place and the exposure changes above them.</w:t>
       </w:r>
     </w:p>
     <w:sectPr>

--- a/FindCare/architectureAndDesign/FindCareDesignV1_1.docx
+++ b/FindCare/architectureAndDesign/FindCareDesignV1_1.docx
@@ -23061,6 +23061,152 @@
         <w:br/>
         <w:br/>
         <w:t>It is also the sharper answer to whether a phone needs its own React application. A second application would duplicate every capability in order to change how they are exposed, which is the wrong way round. The capabilities stay in one place and the exposure changes above them.</w:t>
+      </w:r>
+    </w:p>
+    <w:p>
+      <w:pPr>
+        <w:pStyle w:val="Heading2"/>
+      </w:pPr>
+      <w:r>
+        <w:rPr>
+          <w:color w:val="0B7A75"/>
+        </w:rPr>
+        <w:t>C-27 continued — finding an individual provider on a phone</w:t>
+      </w:r>
+    </w:p>
+    <w:p>
+      <w:pPr>
+        <w:pStyle w:val="Heading3"/>
+      </w:pPr>
+      <w:r>
+        <w:rPr>
+          <w:color w:val="0B7A75"/>
+        </w:rPr>
+        <w:t>The three panels are the three surfaces</w:t>
+      </w:r>
+    </w:p>
+    <w:p>
+      <w:r>
+        <w:t>Specialty filter left, provider list centre, provider detail right. This is the desktop arrangement and the order a swipe follows. The detail differs from the other two in that it exists only once a person has opened one, so the surfaces a phone can reach are two or three depending on what the person has done, not a fixed three.</w:t>
+      </w:r>
+    </w:p>
+    <w:p>
+      <w:pPr>
+        <w:pStyle w:val="Heading3"/>
+      </w:pPr>
+      <w:r>
+        <w:rPr>
+          <w:color w:val="0B7A75"/>
+        </w:rPr>
+        <w:t>The menu names the panels first</w:t>
+      </w:r>
+    </w:p>
+    <w:p>
+      <w:r>
+        <w:t>The drawer carries links to the panels above the site links it now holds, so the two ways between surfaces answer to the same list. The detail's entry is shown only while a detail is open, for the same reason it is not always a surface.</w:t>
+      </w:r>
+    </w:p>
+    <w:p>
+      <w:pPr>
+        <w:pStyle w:val="Heading3"/>
+      </w:pPr>
+      <w:r>
+        <w:rPr>
+          <w:color w:val="0B7A75"/>
+        </w:rPr>
+        <w:t>A swipe needs to be visible</w:t>
+      </w:r>
+    </w:p>
+    <w:p>
+      <w:r>
+        <w:t>Lines are painted between the panels so a person can see there is something either side to reach. A gesture with no affordance is a capability only the person who built it knows about; the line is what makes the swipe discoverable.</w:t>
+      </w:r>
+    </w:p>
+    <w:p>
+      <w:pPr>
+        <w:pStyle w:val="Heading3"/>
+      </w:pPr>
+      <w:r>
+        <w:rPr>
+          <w:color w:val="0B7A75"/>
+        </w:rPr>
+        <w:t>The narrowings become a button and a dialogue</w:t>
+      </w:r>
+    </w:p>
+    <w:p>
+      <w:r>
+        <w:t>The narrowing counts -- sex, practises alone, insurance -- occupy a block beneath the results. On a phone that block is a button, and the button opens a dialogue that operates on the list as the person chooses, returning the vertical space to the list and the selector. This is a change of exposure and not of capability: the same narrowings, the same counts, the same effect on the same list. It is worth noting that the narrowings themselves are exposed by no requirement in the backlog -- EPIC-006-F-001-S-005-REQ-B-008 covers location only -- so this describes the presentation of something that was never specified.</w:t>
+      </w:r>
+    </w:p>
+    <w:p>
+      <w:r>
+        <w:rPr>
+          <w:color w:val="6B7280"/>
+          <w:sz w:val="18"/>
+        </w:rPr>
+        <w:t>Authored 2026-09-03, from the operator's Find-an-individual-provider mockup.</w:t>
+      </w:r>
+    </w:p>
+    <w:p>
+      <w:pPr>
+        <w:pStyle w:val="Heading3"/>
+      </w:pPr>
+      <w:r>
+        <w:rPr>
+          <w:color w:val="0B7A75"/>
+        </w:rPr>
+        <w:t>C-27 applies below the breakpoint and nowhere else</w:t>
+      </w:r>
+    </w:p>
+    <w:p>
+      <w:r>
+        <w:t>Every part of C-27 is phone-only. A wider screen keeps the arrangement it has: three panels side by side, the footer carrying its links, the brand at its size, no hamburger, no swipe and no dialogue in place of the narrowings. Nothing in C-27 is an improvement to the application that a desktop should also receive -- it is what a 360px screen requires, and a 1600px screen requires none of it.</w:t>
+        <w:br/>
+        <w:br/>
+        <w:t>This is a testable claim rather than an intention, and it is tested the same way each time: the same measurement is taken at 360x800 and at 1600x1000, and the desktop numbers must be unchanged from before the change. Every part delivered so far has been checked that way.</w:t>
+        <w:br/>
+        <w:br/>
+        <w:t>One number is unsettled. The React chrome switches at 720px and has always done so; EPIC-002-F-008-S-001 puts the static pages' hamburger at 600px. The two halves of the site therefore call different widths a phone. The work so far uses 720px so that the header and the footer change together, which is correct within the application and leaves the discrepancy with the static pages unresolved. It is the operator's to settle.</w:t>
+      </w:r>
+    </w:p>
+    <w:p>
+      <w:pPr>
+        <w:pStyle w:val="Heading3"/>
+      </w:pPr>
+      <w:r>
+        <w:rPr>
+          <w:color w:val="0B7A75"/>
+        </w:rPr>
+        <w:t>C-27 corrected — the panels are wider than the screen</w:t>
+      </w:r>
+    </w:p>
+    <w:p>
+      <w:r>
+        <w:t>The text above says the wrapper shows one surface at a time and the others are not shown. That is the wrong mechanism and the operator corrected it. The panels stay laid out side by side exactly as they are on a desktop; what changes is that their container is wider than the viewport, and the phone is a window onto it. A person moves the window rather than the application swapping what is mounted.</w:t>
+        <w:br/>
+        <w:br/>
+        <w:t>Three consequences, and each is better than what it replaces.</w:t>
+        <w:br/>
+        <w:br/>
+        <w:t>The swipe is not something we write. A horizontal track with CSS scroll-snap carries momentum, snapping and rubber-banding on both platforms natively. There is no gesture handler, so the question of whether the runtime driver may hold one does not arise -- there is nothing to author.</w:t>
+        <w:br/>
+        <w:br/>
+        <w:t>The lines between the panels are the panels' own edges, visible because a neighbour is partly on screen. That sliver is the affordance: a person can see that something is there, which is the only reason a swipe is discoverable. A track exactly one viewport wide per panel would hide the neighbour completely and the gesture with it.</w:t>
+        <w:br/>
+        <w:br/>
+        <w:t>Panel state survives. Nothing is unmounted or hidden, so the specialty panel keeps its ticks and the list keeps its position while a person moves between them. Showing one at a time would have had to preserve all of that by hand.</w:t>
+        <w:br/>
+        <w:br/>
+        <w:t>The menu's panel links become a scroll to a panel rather than a show and hide.</w:t>
+      </w:r>
+    </w:p>
+    <w:p>
+      <w:r>
+        <w:rPr>
+          <w:color w:val="6B7280"/>
+          <w:sz w:val="18"/>
+        </w:rPr>
+        <w:t>Corrected 2026-09-03 by the operator.</w:t>
       </w:r>
     </w:p>
     <w:sectPr>
